--- a/pr-preview/pr-348/chapters/citations-evidence.docx
+++ b/pr-preview/pr-348/chapters/citations-evidence.docx
@@ -15,7 +15,7 @@
         <w:pStyle w:val="Date"/>
       </w:pPr>
       <w:r>
-        <w:t xml:space="preserve">Last modified: 2026-10-25 11:08:36 (PDT)</w:t>
+        <w:t xml:space="preserve">Last modified: 2026-10-25 11:31:24 (PDT)</w:t>
       </w:r>
     </w:p>
     <w:p>
@@ -2493,7 +2493,7 @@
         </w:numPr>
       </w:pPr>
       <w:r>
-        <w:t xml:space="preserve">a reference back to earlier content,</w:t>
+        <w:t xml:space="preserve">a back-reference,</w:t>
       </w:r>
       <w:r>
         <w:t xml:space="preserve"> </w:t>
@@ -2526,7 +2526,7 @@
         <w:t xml:space="preserve"> </w:t>
       </w:r>
       <w:r>
-        <w:t xml:space="preserve">to that content.</w:t>
+        <w:t xml:space="preserve">to the content that it points back to.</w:t>
       </w:r>
     </w:p>
     <w:p>
@@ -2546,7 +2546,7 @@
         <w:t xml:space="preserve"> </w:t>
       </w:r>
       <w:r>
-        <w:t xml:space="preserve">can jump to the content a reference points back to only if the reference is a link.</w:t>
+        <w:t xml:space="preserve">can jump to the content that a back-reference points to only if the back-reference is a link.</w:t>
       </w:r>
       <w:r>
         <w:t xml:space="preserve"> </w:t>
@@ -2668,9 +2668,15 @@
           <w:rPr>
             <w:rStyle w:val="Hyperlink"/>
           </w:rPr>
-          <w:t xml:space="preserve">logistic regression model</w:t>
+          <w:t xml:space="preserve">logistic regression</w:t>
         </w:r>
       </w:hyperlink>
+      <w:r>
+        <w:t xml:space="preserve"> </w:t>
+      </w:r>
+      <w:r>
+        <w:t xml:space="preserve">model</w:t>
+      </w:r>
       <w:r>
         <w:t xml:space="preserve"> </w:t>
       </w:r>

--- a/pr-preview/pr-348/chapters/citations-evidence.docx
+++ b/pr-preview/pr-348/chapters/citations-evidence.docx
@@ -15,7 +15,7 @@
         <w:pStyle w:val="Date"/>
       </w:pPr>
       <w:r>
-        <w:t xml:space="preserve">Last modified: 2026-10-25 11:31:24 (PDT)</w:t>
+        <w:t xml:space="preserve">Last modified: 2026-10-25 19:32:48 (PDT)</w:t>
       </w:r>
     </w:p>
     <w:p>
@@ -2558,7 +2558,7 @@
         <w:t xml:space="preserve"> </w:t>
       </w:r>
       <w:r>
-        <w:t xml:space="preserve">once per paragraph, as the exceptions below allow.</w:t>
+        <w:t xml:space="preserve">once per paragraph.</w:t>
       </w:r>
       <w:r>
         <w:t xml:space="preserve"> </w:t>
@@ -4419,7 +4419,7 @@
         <w:pStyle w:val="BlockText"/>
       </w:pPr>
       <w:r>
-        <w:t xml:space="preserve">❌ Chebyshev’s inequality says that …</w:t>
+        <w:t xml:space="preserve">❌ Chebyshev’s inequality bounds the probability that …</w:t>
       </w:r>
     </w:p>
     <w:p>
@@ -4427,7 +4427,7 @@
         <w:pStyle w:val="BlockText"/>
       </w:pPr>
       <w:r>
-        <w:t xml:space="preserve">✅ Chebyshev’s inequality says that …</w:t>
+        <w:t xml:space="preserve">✅ Chebyshev’s inequality bounds the probability that …</w:t>
       </w:r>
       <w:r>
         <w:t xml:space="preserve"> </w:t>
